--- a/2 семестр/ППиМИИ/ЛР 3/ППиМИИ ЛР 3.docx
+++ b/2 семестр/ППиМИИ/ЛР 3/ППиМИИ ЛР 3.docx
@@ -149,254 +149,146 @@
         <w:t>Т</w:t>
       </w:r>
     </w:p>
-    <w:p>
-      <w:pPr>
-        <w:pStyle w:val="af"/>
-        <w:jc w:val="center"/>
-        <w:rPr>
-          <w:rFonts w:cs="Times New Roman"/>
-          <w:sz w:val="28"/>
-          <w:szCs w:val="28"/>
-        </w:rPr>
-      </w:pPr>
-    </w:p>
-    <w:p>
-      <w:pPr>
-        <w:pStyle w:val="af"/>
-        <w:rPr>
-          <w:rFonts w:cs="Times New Roman"/>
-          <w:sz w:val="28"/>
-          <w:szCs w:val="28"/>
-        </w:rPr>
-      </w:pPr>
-    </w:p>
-    <w:p>
-      <w:pPr>
-        <w:ind w:firstLine="0"/>
-        <w:jc w:val="center"/>
-      </w:pPr>
-    </w:p>
-    <w:p>
-      <w:pPr>
-        <w:pStyle w:val="1"/>
-        <w:rPr>
-          <w:sz w:val="32"/>
-          <w:szCs w:val="24"/>
-        </w:rPr>
-      </w:pPr>
-      <w:r>
-        <w:t>ОТЧ</w:t>
-      </w:r>
-      <w:r>
-        <w:t>Ё</w:t>
-      </w:r>
-      <w:r>
-        <w:t>Т</w:t>
-      </w:r>
-    </w:p>
-    <w:p>
-      <w:pPr>
-        <w:ind w:firstLine="0"/>
-        <w:jc w:val="center"/>
-      </w:pPr>
-      <w:r>
-        <w:t>по лабораторной работе №</w:t>
-      </w:r>
-      <w:r>
-        <w:t>3</w:t>
-      </w:r>
-      <w:r>
-        <w:t xml:space="preserve"> </w:t>
-      </w:r>
-    </w:p>
-    <w:p>
-      <w:pPr>
-        <w:ind w:firstLine="0"/>
-        <w:jc w:val="center"/>
-      </w:pPr>
-      <w:r>
-        <w:t>ИССЛЕДОВАНИЕ ОБЪЕКТНО-ОРИЕНТИРОВАННОГО ПОДХОДА К ПРОГРАММИРОВАНИЮ С ИСПОЛЬЗОВАНИЕМ JAVASCRIPT</w:t>
-      </w:r>
-    </w:p>
-    <w:p>
-      <w:pPr>
-        <w:ind w:firstLine="0"/>
-        <w:jc w:val="center"/>
-      </w:pPr>
-      <w:r>
-        <w:t>по дисциплине</w:t>
-      </w:r>
-    </w:p>
-    <w:p>
-      <w:pPr>
-        <w:ind w:firstLine="0"/>
-        <w:jc w:val="center"/>
-      </w:pPr>
-      <w:r>
-        <w:t>«Парадигмы программирования и методы искусственного интеллекта»</w:t>
-      </w:r>
-    </w:p>
-    <w:p>
-      <w:pPr>
-        <w:tabs>
-          <w:tab w:val="left" w:pos="-851"/>
-        </w:tabs>
-        <w:autoSpaceDE w:val="0"/>
-        <w:autoSpaceDN w:val="0"/>
-        <w:adjustRightInd w:val="0"/>
-        <w:spacing w:line="240" w:lineRule="auto"/>
-        <w:rPr>
-          <w:rFonts w:cs="Times New Roman"/>
-          <w:bCs/>
-          <w:szCs w:val="28"/>
-        </w:rPr>
-      </w:pPr>
-    </w:p>
-    <w:p>
-      <w:pPr>
-        <w:tabs>
-          <w:tab w:val="left" w:pos="-851"/>
-        </w:tabs>
-        <w:autoSpaceDE w:val="0"/>
-        <w:autoSpaceDN w:val="0"/>
-        <w:adjustRightInd w:val="0"/>
-        <w:spacing w:line="240" w:lineRule="auto"/>
-        <w:ind w:firstLine="0"/>
-        <w:rPr>
-          <w:rFonts w:cs="Times New Roman"/>
-          <w:bCs/>
-          <w:szCs w:val="28"/>
-        </w:rPr>
-      </w:pPr>
-    </w:p>
-    <w:p>
-      <w:pPr>
-        <w:tabs>
-          <w:tab w:val="left" w:pos="-851"/>
-        </w:tabs>
-        <w:autoSpaceDE w:val="0"/>
-        <w:autoSpaceDN w:val="0"/>
-        <w:adjustRightInd w:val="0"/>
-        <w:spacing w:line="240" w:lineRule="auto"/>
-        <w:rPr>
-          <w:rFonts w:cs="Times New Roman"/>
-          <w:bCs/>
-          <w:szCs w:val="28"/>
-        </w:rPr>
-      </w:pPr>
-    </w:p>
-    <w:p>
-      <w:pPr>
-        <w:tabs>
-          <w:tab w:val="left" w:pos="-851"/>
-        </w:tabs>
-        <w:autoSpaceDE w:val="0"/>
-        <w:autoSpaceDN w:val="0"/>
-        <w:adjustRightInd w:val="0"/>
-        <w:spacing w:line="240" w:lineRule="auto"/>
-        <w:rPr>
-          <w:rFonts w:cs="Times New Roman"/>
-          <w:bCs/>
-          <w:szCs w:val="28"/>
-        </w:rPr>
-      </w:pPr>
-    </w:p>
-    <w:p>
-      <w:pPr>
-        <w:tabs>
-          <w:tab w:val="left" w:pos="-851"/>
-        </w:tabs>
-        <w:autoSpaceDE w:val="0"/>
-        <w:autoSpaceDN w:val="0"/>
-        <w:adjustRightInd w:val="0"/>
-        <w:spacing w:line="240" w:lineRule="auto"/>
-        <w:rPr>
-          <w:rFonts w:cs="Times New Roman"/>
-          <w:bCs/>
-          <w:szCs w:val="28"/>
-        </w:rPr>
-      </w:pPr>
-    </w:p>
-    <w:p>
-      <w:pPr>
-        <w:tabs>
-          <w:tab w:val="left" w:pos="-851"/>
-        </w:tabs>
-        <w:autoSpaceDE w:val="0"/>
-        <w:autoSpaceDN w:val="0"/>
-        <w:adjustRightInd w:val="0"/>
-        <w:spacing w:line="240" w:lineRule="auto"/>
-        <w:ind w:firstLine="0"/>
-        <w:rPr>
-          <w:rFonts w:cs="Times New Roman"/>
-          <w:bCs/>
-          <w:szCs w:val="28"/>
-        </w:rPr>
-      </w:pPr>
-    </w:p>
-    <w:p>
-      <w:pPr>
-        <w:ind w:firstLine="0"/>
-        <w:jc w:val="right"/>
-      </w:pPr>
-      <w:r>
-        <w:t>Выполнил:</w:t>
-      </w:r>
-    </w:p>
-    <w:p>
-      <w:pPr>
-        <w:ind w:firstLine="0"/>
-        <w:jc w:val="right"/>
-      </w:pPr>
-      <w:r>
-        <w:t>ст. гр. ИС/б-2</w:t>
-      </w:r>
-      <w:r>
-        <w:t>2</w:t>
-      </w:r>
-      <w:r>
-        <w:t>-2-о</w:t>
-      </w:r>
-    </w:p>
-    <w:p>
-      <w:pPr>
-        <w:ind w:firstLine="0"/>
-        <w:jc w:val="right"/>
-      </w:pPr>
-      <w:r>
-        <w:t>Мовенко К. М.</w:t>
-      </w:r>
-    </w:p>
-    <w:p>
-      <w:pPr>
-        <w:ind w:firstLine="0"/>
-        <w:jc w:val="right"/>
-      </w:pPr>
-      <w:r>
-        <w:t>Проверил:</w:t>
-      </w:r>
-    </w:p>
-    <w:p>
-      <w:pPr>
-        <w:ind w:firstLine="0"/>
-        <w:jc w:val="right"/>
-      </w:pPr>
-      <w:r>
-        <w:t>Строганов В. А</w:t>
-      </w:r>
-      <w:r>
-        <w:t>.</w:t>
-      </w:r>
-    </w:p>
     <w:p/>
     <w:p/>
     <w:p/>
+    <w:p>
+      <w:pPr>
+        <w:pStyle w:val="1"/>
+        <w:rPr>
+          <w:sz w:val="32"/>
+          <w:szCs w:val="24"/>
+        </w:rPr>
+      </w:pPr>
+      <w:r>
+        <w:t>ОТЧ</w:t>
+      </w:r>
+      <w:r>
+        <w:t>Ё</w:t>
+      </w:r>
+      <w:r>
+        <w:t>Т</w:t>
+      </w:r>
+    </w:p>
+    <w:p>
+      <w:pPr>
+        <w:ind w:firstLine="0"/>
+        <w:jc w:val="center"/>
+      </w:pPr>
+      <w:r>
+        <w:t>по лабораторной работе №</w:t>
+      </w:r>
+      <w:r>
+        <w:t>3</w:t>
+      </w:r>
+      <w:r>
+        <w:t xml:space="preserve"> </w:t>
+      </w:r>
+    </w:p>
+    <w:p>
+      <w:pPr>
+        <w:ind w:firstLine="0"/>
+        <w:jc w:val="center"/>
+      </w:pPr>
+      <w:r>
+        <w:t>ИССЛЕДОВАНИЕ ОБЪЕКТНО-ОРИЕНТИРОВАННОГО ПОДХОДА К ПРОГРАММИРОВАНИЮ С ИСПОЛЬЗОВАНИЕМ JAVASCRIPT</w:t>
+      </w:r>
+    </w:p>
+    <w:p>
+      <w:pPr>
+        <w:ind w:firstLine="0"/>
+        <w:jc w:val="center"/>
+      </w:pPr>
+      <w:r>
+        <w:t>по дисциплине</w:t>
+      </w:r>
+    </w:p>
+    <w:p>
+      <w:pPr>
+        <w:ind w:firstLine="0"/>
+        <w:jc w:val="center"/>
+      </w:pPr>
+      <w:r>
+        <w:t>«Парадигмы программирования и методы искусственного интеллекта»</w:t>
+      </w:r>
+    </w:p>
     <w:p/>
+    <w:p/>
     <w:p>
       <w:pPr>
         <w:ind w:firstLine="0"/>
       </w:pPr>
     </w:p>
+    <w:p>
+      <w:pPr>
+        <w:ind w:firstLine="0"/>
+      </w:pPr>
+    </w:p>
+    <w:p>
+      <w:pPr>
+        <w:ind w:firstLine="0"/>
+        <w:jc w:val="right"/>
+      </w:pPr>
+      <w:r>
+        <w:t>Выполнил:</w:t>
+      </w:r>
+    </w:p>
+    <w:p>
+      <w:pPr>
+        <w:ind w:firstLine="0"/>
+        <w:jc w:val="right"/>
+      </w:pPr>
+      <w:r>
+        <w:t>ст. гр. ИС/б-2</w:t>
+      </w:r>
+      <w:r>
+        <w:t>2</w:t>
+      </w:r>
+      <w:r>
+        <w:t>-2-о</w:t>
+      </w:r>
+    </w:p>
+    <w:p>
+      <w:pPr>
+        <w:ind w:firstLine="0"/>
+        <w:jc w:val="right"/>
+      </w:pPr>
+      <w:r>
+        <w:t>Мовенко К. М.</w:t>
+      </w:r>
+    </w:p>
+    <w:p>
+      <w:pPr>
+        <w:ind w:firstLine="0"/>
+        <w:jc w:val="right"/>
+      </w:pPr>
+      <w:r>
+        <w:t>Проверил:</w:t>
+      </w:r>
+    </w:p>
+    <w:p>
+      <w:pPr>
+        <w:ind w:firstLine="0"/>
+        <w:jc w:val="right"/>
+      </w:pPr>
+      <w:r>
+        <w:t>Строганов В. А</w:t>
+      </w:r>
+      <w:r>
+        <w:t>.</w:t>
+      </w:r>
+    </w:p>
+    <w:p/>
+    <w:p/>
+    <w:p>
+      <w:pPr>
+        <w:ind w:firstLine="0"/>
+        <w:rPr>
+          <w:lang w:val="en-US"/>
+        </w:rPr>
+      </w:pPr>
+    </w:p>
+    <w:p/>
     <w:p>
       <w:pPr>
         <w:ind w:firstLine="0"/>
@@ -1182,7 +1074,6 @@
     </w:p>
     <w:p>
       <w:pPr>
-        <w:ind w:firstLine="0"/>
         <w:rPr>
           <w:noProof/>
           <w:lang w:val="en-US"/>
@@ -1202,7 +1093,6 @@
     </w:p>
     <w:p>
       <w:pPr>
-        <w:ind w:firstLine="0"/>
         <w:rPr>
           <w:noProof/>
         </w:rPr>
@@ -1833,11 +1723,7 @@
         <w:t>);</w:t>
       </w:r>
     </w:p>
-    <w:p>
-      <w:pPr>
-        <w:ind w:firstLine="0"/>
-      </w:pPr>
-    </w:p>
+    <w:p/>
     <w:p>
       <w:r>
         <w:t xml:space="preserve"> В итоге программа выводи</w:t>
@@ -1912,11 +1798,6 @@
       </w:r>
     </w:p>
     <w:p>
-      <w:pPr>
-        <w:spacing w:after="200" w:line="276" w:lineRule="auto"/>
-        <w:ind w:firstLine="0"/>
-        <w:jc w:val="left"/>
-      </w:pPr>
       <w:r>
         <w:br w:type="page"/>
       </w:r>
@@ -2011,16 +1892,19 @@
         <w:t xml:space="preserve">Поскольку предложенные задания </w:t>
       </w:r>
       <w:r>
-        <w:t>не раскрывают всех возможностей ООП, наглядно показать преимущества данного подхода перед обычным структурным программированием не удалось. Однако представление данных в виде иерархии классов является мощным инструментом для формализ</w:t>
-      </w:r>
-      <w:r>
-        <w:t xml:space="preserve">ации задачи </w:t>
-      </w:r>
-      <w:r>
-        <w:t xml:space="preserve">и организации </w:t>
-      </w:r>
-      <w:r>
-        <w:t>её выполнения</w:t>
+        <w:t>не раскрывают всех возможностей ООП, наглядно показать преимущества данного подхода перед обычным структурным программированием не удалось. Однако представление данных в виде иерархии классов является мощным инструментом формализ</w:t>
+      </w:r>
+      <w:r>
+        <w:t xml:space="preserve">ации задач </w:t>
+      </w:r>
+      <w:r>
+        <w:t>и организации</w:t>
+      </w:r>
+      <w:r>
+        <w:t xml:space="preserve"> их </w:t>
+      </w:r>
+      <w:r>
+        <w:t>выполнения</w:t>
       </w:r>
       <w:r>
         <w:t xml:space="preserve"> за счёт богатого инструментария (опции, структуры, паттерны и др.).</w:t>
